--- a/sidecar/app/resources/tender_base_template.docx
+++ b/sidecar/app/resources/tender_base_template.docx
@@ -56,6 +56,30 @@
       </w:pPr>
       <w:r>
         <w:t>标题使用黑体分级加粗（一级小二至四级小四）；页脚为居中页码。本页全部内容在程序建节时自动清空，仅作版式预览。</w:t>
+      </w:r>
+    </w:p>
+    <w:p>
+      <w:pPr>
+        <w:pStyle w:val="TenderCover"/>
+      </w:pPr>
+      <w:r>
+        <w:t>XX 项目投标文件（封面大字示例）</w:t>
+      </w:r>
+    </w:p>
+    <w:p>
+      <w:pPr>
+        <w:pStyle w:val="TenderCoverSub"/>
+      </w:pPr>
+      <w:r>
+        <w:t>投标人：XX 有限公司</w:t>
+      </w:r>
+    </w:p>
+    <w:p>
+      <w:pPr>
+        <w:pStyle w:val="TenderCoverSub"/>
+      </w:pPr>
+      <w:r>
+        <w:t>日期：2026 年 9 月</w:t>
       </w:r>
     </w:p>
     <w:sectPr>
@@ -12153,6 +12177,32 @@
       <w:ind w:firstLineChars="200" w:firstLine="480"/>
       <w:jc w:val="both"/>
     </w:pPr>
+  </w:style>
+  <w:style w:type="paragraph" w:customStyle="1" w:styleId="TenderCover">
+    <w:name w:val="Tender Cover"/>
+    <w:basedOn w:val="Normal"/>
+    <w:qFormat/>
+    <w:pPr>
+      <w:spacing w:line="360" w:lineRule="auto" w:before="0" w:after="360"/>
+      <w:jc w:val="center"/>
+    </w:pPr>
+    <w:rPr>
+      <w:rFonts w:ascii="Times New Roman" w:hAnsi="Times New Roman" w:eastAsia="黑体"/>
+      <w:sz w:val="44"/>
+    </w:rPr>
+  </w:style>
+  <w:style w:type="paragraph" w:customStyle="1" w:styleId="TenderCoverSub">
+    <w:name w:val="Tender Cover Sub"/>
+    <w:basedOn w:val="TenderCover"/>
+    <w:qFormat/>
+    <w:pPr>
+      <w:spacing w:after="120"/>
+      <w:jc w:val="center"/>
+    </w:pPr>
+    <w:rPr>
+      <w:b w:val="0"/>
+      <w:sz w:val="30"/>
+    </w:rPr>
   </w:style>
 </w:styles>
 </file>

--- a/sidecar/app/resources/tender_base_template.docx
+++ b/sidecar/app/resources/tender_base_template.docx
@@ -4,8 +4,76 @@
   <w:body>
     <w:p>
       <w:pPr>
+        <w:pStyle w:val="TenderCover"/>
+      </w:pPr>
+      <w:r>
+        <w:t>XX 项目投标文件（封面大字示例）</w:t>
+      </w:r>
+    </w:p>
+    <w:p>
+      <w:pPr>
+        <w:pStyle w:val="TenderCoverSub"/>
+      </w:pPr>
+      <w:r>
+        <w:t>投标人：XX 有限公司</w:t>
+      </w:r>
+    </w:p>
+    <w:p>
+      <w:pPr>
+        <w:pStyle w:val="TenderCoverSub"/>
+      </w:pPr>
+      <w:r>
+        <w:t>日期：2026 年 9 月</w:t>
+      </w:r>
+    </w:p>
+    <w:p>
+      <w:pPr>
+        <w:pStyle w:val="TOCHeading"/>
+      </w:pPr>
+      <w:r>
+        <w:br w:type="page"/>
+      </w:r>
+      <w:r>
+        <w:t>目  录</w:t>
+      </w:r>
+    </w:p>
+    <w:p>
+      <w:pPr>
+        <w:pStyle w:val="TOC1"/>
+      </w:pPr>
+      <w:r>
+        <w:t>第一章 技术方案</w:t>
+        <w:tab/>
+        <w:t>1</w:t>
+      </w:r>
+    </w:p>
+    <w:p>
+      <w:pPr>
+        <w:pStyle w:val="TOC2"/>
+      </w:pPr>
+      <w:r>
+        <w:t>1.1 项目理解</w:t>
+        <w:tab/>
+        <w:t>2</w:t>
+      </w:r>
+    </w:p>
+    <w:p>
+      <w:pPr>
+        <w:pStyle w:val="TOC3"/>
+      </w:pPr>
+      <w:r>
+        <w:t>1.1.1 建设背景</w:t>
+        <w:tab/>
+        <w:t>3</w:t>
+      </w:r>
+    </w:p>
+    <w:p>
+      <w:pPr>
         <w:pStyle w:val="Title"/>
       </w:pPr>
+      <w:r>
+        <w:br w:type="page"/>
+      </w:r>
       <w:r>
         <w:t>XX 市政务服务平台投标文件（样式示例页）</w:t>
       </w:r>
@@ -55,37 +123,13 @@
         <w:pStyle w:val="TenderBody"/>
       </w:pPr>
       <w:r>
-        <w:t>标题使用黑体分级加粗（一级小二至四级小四）；页脚为居中页码。本页全部内容在程序建节时自动清空，仅作版式预览。</w:t>
-      </w:r>
-    </w:p>
-    <w:p>
-      <w:pPr>
-        <w:pStyle w:val="TenderCover"/>
-      </w:pPr>
-      <w:r>
-        <w:t>XX 项目投标文件（封面大字示例）</w:t>
-      </w:r>
-    </w:p>
-    <w:p>
-      <w:pPr>
-        <w:pStyle w:val="TenderCoverSub"/>
-      </w:pPr>
-      <w:r>
-        <w:t>投标人：XX 有限公司</w:t>
-      </w:r>
-    </w:p>
-    <w:p>
-      <w:pPr>
-        <w:pStyle w:val="TenderCoverSub"/>
-      </w:pPr>
-      <w:r>
-        <w:t>日期：2026 年 9 月</w:t>
+        <w:t>标题使用黑体分级加粗（一级三号至四级小四）；页码在页面右下角。本页全部内容在程序建节时自动清空，仅作版式预览。</w:t>
       </w:r>
     </w:p>
     <w:sectPr>
       <w:footerReference w:type="default" r:id="rId9"/>
       <w:pgSz w:w="11906" w:h="16838"/>
-      <w:pgMar w:top="1440" w:right="1803" w:bottom="1440" w:left="1803" w:header="720" w:footer="720" w:gutter="0"/>
+      <w:pgMar w:top="1440" w:right="1803" w:bottom="1440" w:left="1803" w:header="850" w:footer="992" w:gutter="0"/>
       <w:cols w:space="720"/>
       <w:docGrid w:linePitch="360"/>
     </w:sectPr>
@@ -98,15 +142,30 @@
   <w:p>
     <w:pPr>
       <w:pStyle w:val="Footer"/>
-      <w:jc w:val="center"/>
+      <w:jc w:val="right"/>
     </w:pPr>
     <w:r>
+      <w:rPr>
+        <w:rFonts w:ascii="Times New Roman" w:hAnsi="Times New Roman" w:eastAsia="Times New Roman" w:cs="Times New Roman"/>
+        <w:sz w:val="21"/>
+        <w:szCs w:val="21"/>
+      </w:rPr>
       <w:fldChar w:fldCharType="begin"/>
     </w:r>
     <w:r>
+      <w:rPr>
+        <w:rFonts w:ascii="Times New Roman" w:hAnsi="Times New Roman" w:eastAsia="Times New Roman" w:cs="Times New Roman"/>
+        <w:sz w:val="21"/>
+        <w:szCs w:val="21"/>
+      </w:rPr>
       <w:instrText xml:space="preserve"> PAGE </w:instrText>
     </w:r>
     <w:r>
+      <w:rPr>
+        <w:rFonts w:ascii="Times New Roman" w:hAnsi="Times New Roman" w:eastAsia="Times New Roman" w:cs="Times New Roman"/>
+        <w:sz w:val="21"/>
+        <w:szCs w:val="21"/>
+      </w:rPr>
       <w:fldChar w:fldCharType="end"/>
     </w:r>
   </w:p>
@@ -321,10 +380,10 @@
   <w:docDefaults>
     <w:rPrDefault>
       <w:rPr>
-        <w:rFonts w:asciiTheme="minorHAnsi" w:eastAsiaTheme="minorEastAsia" w:hAnsiTheme="minorHAnsi" w:cstheme="minorBidi"/>
+        <w:rFonts w:ascii="Times New Roman" w:hAnsi="Times New Roman" w:eastAsia="宋体" w:cs="Times New Roman"/>
         <w:sz w:val="22"/>
         <w:szCs w:val="22"/>
-        <w:lang w:val="en-US" w:eastAsia="en-US" w:bidi="ar-SA"/>
+        <w:lang w:val="en-US" w:eastAsia="zh-CN" w:bidi="ar-SA"/>
       </w:rPr>
     </w:rPrDefault>
     <w:pPrDefault>
@@ -481,7 +540,7 @@
       <w:jc w:val="both"/>
     </w:pPr>
     <w:rPr>
-      <w:rFonts w:ascii="Times New Roman" w:hAnsi="Times New Roman" w:eastAsia="宋体"/>
+      <w:rFonts w:ascii="Times New Roman" w:hAnsi="Times New Roman" w:eastAsia="宋体" w:cs="Times New Roman"/>
       <w:sz w:val="24"/>
     </w:rPr>
   </w:style>
@@ -544,11 +603,12 @@
       <w:outlineLvl w:val="0"/>
     </w:pPr>
     <w:rPr>
-      <w:rFonts w:asciiTheme="majorHAnsi" w:eastAsiaTheme="majorEastAsia" w:hAnsiTheme="majorHAnsi" w:cstheme="majorBidi" w:ascii="Times New Roman" w:hAnsi="Times New Roman" w:eastAsia="黑体"/>
+      <w:rFonts w:ascii="黑体" w:hAnsi="黑体" w:eastAsia="黑体" w:cs="黑体"/>
       <w:b/>
       <w:bCs/>
+      <w:i w:val="0"/>
       <w:color w:val="000000"/>
-      <w:sz w:val="36"/>
+      <w:sz w:val="32"/>
       <w:szCs w:val="28"/>
     </w:rPr>
   </w:style>
@@ -568,9 +628,10 @@
       <w:outlineLvl w:val="1"/>
     </w:pPr>
     <w:rPr>
-      <w:rFonts w:asciiTheme="majorHAnsi" w:eastAsiaTheme="majorEastAsia" w:hAnsiTheme="majorHAnsi" w:cstheme="majorBidi" w:ascii="Times New Roman" w:hAnsi="Times New Roman" w:eastAsia="黑体"/>
+      <w:rFonts w:ascii="黑体" w:hAnsi="黑体" w:eastAsia="黑体" w:cs="黑体"/>
       <w:b/>
       <w:bCs/>
+      <w:i w:val="0"/>
       <w:color w:val="000000"/>
       <w:sz w:val="30"/>
       <w:szCs w:val="26"/>
@@ -592,9 +653,10 @@
       <w:outlineLvl w:val="2"/>
     </w:pPr>
     <w:rPr>
-      <w:rFonts w:asciiTheme="majorHAnsi" w:eastAsiaTheme="majorEastAsia" w:hAnsiTheme="majorHAnsi" w:cstheme="majorBidi" w:ascii="Times New Roman" w:hAnsi="Times New Roman" w:eastAsia="黑体"/>
+      <w:rFonts w:ascii="黑体" w:hAnsi="黑体" w:eastAsia="黑体" w:cs="黑体"/>
       <w:b/>
       <w:bCs/>
+      <w:i w:val="0"/>
       <w:color w:val="000000"/>
       <w:sz w:val="28"/>
     </w:rPr>
@@ -616,10 +678,10 @@
       <w:outlineLvl w:val="3"/>
     </w:pPr>
     <w:rPr>
-      <w:rFonts w:asciiTheme="majorHAnsi" w:eastAsiaTheme="majorEastAsia" w:hAnsiTheme="majorHAnsi" w:cstheme="majorBidi" w:ascii="Times New Roman" w:hAnsi="Times New Roman" w:eastAsia="黑体"/>
+      <w:rFonts w:ascii="黑体" w:hAnsi="黑体" w:eastAsia="黑体" w:cs="黑体"/>
       <w:b/>
       <w:bCs/>
-      <w:i/>
+      <w:i w:val="0"/>
       <w:iCs/>
       <w:color w:val="000000"/>
       <w:sz w:val="24"/>
@@ -783,11 +845,12 @@
     <w:uiPriority w:val="9"/>
     <w:rsid w:val="00FC693F"/>
     <w:rPr>
-      <w:rFonts w:asciiTheme="majorHAnsi" w:eastAsiaTheme="majorEastAsia" w:hAnsiTheme="majorHAnsi" w:cstheme="majorBidi"/>
+      <w:rFonts w:ascii="黑体" w:hAnsi="黑体" w:eastAsia="黑体" w:cs="黑体"/>
       <w:b/>
       <w:bCs/>
-      <w:color w:val="365F91" w:themeColor="accent1" w:themeShade="BF"/>
-      <w:sz w:val="28"/>
+      <w:i w:val="0"/>
+      <w:color w:val="000000"/>
+      <w:sz w:val="32"/>
       <w:szCs w:val="28"/>
     </w:rPr>
   </w:style>
@@ -798,11 +861,12 @@
     <w:uiPriority w:val="9"/>
     <w:rsid w:val="00FC693F"/>
     <w:rPr>
-      <w:rFonts w:asciiTheme="majorHAnsi" w:eastAsiaTheme="majorEastAsia" w:hAnsiTheme="majorHAnsi" w:cstheme="majorBidi"/>
+      <w:rFonts w:ascii="黑体" w:hAnsi="黑体" w:eastAsia="黑体" w:cs="黑体"/>
       <w:b/>
       <w:bCs/>
-      <w:color w:val="4F81BD" w:themeColor="accent1"/>
-      <w:sz w:val="26"/>
+      <w:i w:val="0"/>
+      <w:color w:val="000000"/>
+      <w:sz w:val="30"/>
       <w:szCs w:val="26"/>
     </w:rPr>
   </w:style>
@@ -813,10 +877,12 @@
     <w:uiPriority w:val="9"/>
     <w:rsid w:val="00FC693F"/>
     <w:rPr>
-      <w:rFonts w:asciiTheme="majorHAnsi" w:eastAsiaTheme="majorEastAsia" w:hAnsiTheme="majorHAnsi" w:cstheme="majorBidi"/>
+      <w:rFonts w:ascii="黑体" w:hAnsi="黑体" w:eastAsia="黑体" w:cs="黑体"/>
       <w:b/>
       <w:bCs/>
-      <w:color w:val="4F81BD" w:themeColor="accent1"/>
+      <w:i w:val="0"/>
+      <w:color w:val="000000"/>
+      <w:sz w:val="28"/>
     </w:rPr>
   </w:style>
   <w:style w:type="paragraph" w:styleId="Title">
@@ -833,8 +899,9 @@
       <w:jc w:val="center"/>
     </w:pPr>
     <w:rPr>
-      <w:rFonts w:asciiTheme="majorHAnsi" w:eastAsiaTheme="majorEastAsia" w:hAnsiTheme="majorHAnsi" w:cstheme="majorBidi" w:ascii="Times New Roman" w:hAnsi="Times New Roman" w:eastAsia="黑体"/>
+      <w:rFonts w:ascii="黑体" w:hAnsi="黑体" w:eastAsia="黑体" w:cs="黑体"/>
       <w:b/>
+      <w:i w:val="0"/>
       <w:color w:val="000000"/>
       <w:spacing w:val="5"/>
       <w:kern w:val="28"/>
@@ -849,11 +916,13 @@
     <w:uiPriority w:val="10"/>
     <w:rsid w:val="00FC693F"/>
     <w:rPr>
-      <w:rFonts w:asciiTheme="majorHAnsi" w:eastAsiaTheme="majorEastAsia" w:hAnsiTheme="majorHAnsi" w:cstheme="majorBidi"/>
-      <w:color w:val="17365D" w:themeColor="text2" w:themeShade="BF"/>
+      <w:rFonts w:ascii="黑体" w:hAnsi="黑体" w:eastAsia="黑体" w:cs="黑体"/>
+      <w:b/>
+      <w:i w:val="0"/>
+      <w:color w:val="000000"/>
       <w:spacing w:val="5"/>
       <w:kern w:val="28"/>
-      <w:sz w:val="52"/>
+      <w:sz w:val="44"/>
       <w:szCs w:val="52"/>
     </w:rPr>
   </w:style>
@@ -1185,12 +1254,13 @@
     <w:semiHidden/>
     <w:rsid w:val="00FC693F"/>
     <w:rPr>
-      <w:rFonts w:asciiTheme="majorHAnsi" w:eastAsiaTheme="majorEastAsia" w:hAnsiTheme="majorHAnsi" w:cstheme="majorBidi"/>
+      <w:rFonts w:ascii="黑体" w:hAnsi="黑体" w:eastAsia="黑体" w:cs="黑体"/>
       <w:b/>
       <w:bCs/>
-      <w:i/>
+      <w:i w:val="0"/>
       <w:iCs/>
-      <w:color w:val="4F81BD" w:themeColor="accent1"/>
+      <w:color w:val="000000"/>
+      <w:sz w:val="24"/>
     </w:rPr>
   </w:style>
   <w:style w:type="character" w:customStyle="1" w:styleId="Heading5Char">
@@ -1410,7 +1480,7 @@
   </w:style>
   <w:style w:type="paragraph" w:styleId="TOCHeading">
     <w:name w:val="TOC Heading"/>
-    <w:basedOn w:val="Heading1"/>
+    <w:basedOn w:val="Normal"/>
     <w:next w:val="Normal"/>
     <w:uiPriority w:val="39"/>
     <w:semiHidden/>
@@ -1418,8 +1488,16 @@
     <w:qFormat/>
     <w:rsid w:val="00FC693F"/>
     <w:pPr>
+      <w:spacing w:before="0" w:after="360"/>
+      <w:jc w:val="center"/>
       <w:outlineLvl w:val="9"/>
     </w:pPr>
+    <w:rPr>
+      <w:rFonts w:ascii="黑体" w:hAnsi="黑体" w:eastAsia="黑体" w:cs="黑体"/>
+      <w:b/>
+      <w:color w:val="000000"/>
+      <w:sz w:val="32"/>
+    </w:rPr>
   </w:style>
   <w:style w:type="table" w:styleId="TableGrid">
     <w:name w:val="Table Grid"/>
@@ -12187,7 +12265,8 @@
       <w:jc w:val="center"/>
     </w:pPr>
     <w:rPr>
-      <w:rFonts w:ascii="Times New Roman" w:hAnsi="Times New Roman" w:eastAsia="黑体"/>
+      <w:rFonts w:ascii="黑体" w:hAnsi="黑体" w:eastAsia="黑体" w:cs="黑体"/>
+      <w:b/>
       <w:sz w:val="44"/>
     </w:rPr>
   </w:style>
@@ -12200,8 +12279,71 @@
       <w:jc w:val="center"/>
     </w:pPr>
     <w:rPr>
-      <w:b w:val="0"/>
+      <w:b/>
       <w:sz w:val="30"/>
+    </w:rPr>
+  </w:style>
+  <w:style w:type="paragraph" w:customStyle="1" w:styleId="TOC1">
+    <w:name w:val="toc 1"/>
+    <w:basedOn w:val="Normal"/>
+    <w:qFormat/>
+    <w:pPr>
+      <w:tabs>
+        <w:tab w:pos="8300" w:val="right" w:leader="dot"/>
+      </w:tabs>
+      <w:spacing w:line="360" w:lineRule="auto" w:before="0" w:after="0"/>
+      <w:ind w:left="0"/>
+    </w:pPr>
+    <w:rPr>
+      <w:rFonts w:ascii="Times New Roman" w:hAnsi="Times New Roman" w:eastAsia="宋体" w:cs="Times New Roman"/>
+      <w:color w:val="000000"/>
+      <w:sz w:val="24"/>
+    </w:rPr>
+  </w:style>
+  <w:style w:type="paragraph" w:customStyle="1" w:styleId="TOC2">
+    <w:name w:val="toc 2"/>
+    <w:basedOn w:val="Normal"/>
+    <w:qFormat/>
+    <w:pPr>
+      <w:tabs>
+        <w:tab w:pos="8300" w:val="right" w:leader="dot"/>
+      </w:tabs>
+      <w:spacing w:line="360" w:lineRule="auto" w:before="0" w:after="0"/>
+      <w:ind w:left="480"/>
+    </w:pPr>
+    <w:rPr>
+      <w:rFonts w:ascii="Times New Roman" w:hAnsi="Times New Roman" w:eastAsia="宋体" w:cs="Times New Roman"/>
+      <w:color w:val="000000"/>
+      <w:sz w:val="24"/>
+    </w:rPr>
+  </w:style>
+  <w:style w:type="paragraph" w:customStyle="1" w:styleId="TOC3">
+    <w:name w:val="toc 3"/>
+    <w:basedOn w:val="Normal"/>
+    <w:qFormat/>
+    <w:pPr>
+      <w:tabs>
+        <w:tab w:pos="8300" w:val="right" w:leader="dot"/>
+      </w:tabs>
+      <w:spacing w:line="360" w:lineRule="auto" w:before="0" w:after="0"/>
+      <w:ind w:left="960"/>
+    </w:pPr>
+    <w:rPr>
+      <w:rFonts w:ascii="Times New Roman" w:hAnsi="Times New Roman" w:eastAsia="宋体" w:cs="Times New Roman"/>
+      <w:color w:val="000000"/>
+      <w:sz w:val="24"/>
+    </w:rPr>
+  </w:style>
+  <w:style w:type="paragraph" w:customStyle="1" w:styleId="TenderHeader">
+    <w:name w:val="Tender Header"/>
+    <w:basedOn w:val="Normal"/>
+    <w:pPr>
+      <w:spacing w:line="240" w:lineRule="auto"/>
+      <w:jc w:val="center"/>
+    </w:pPr>
+    <w:rPr>
+      <w:rFonts w:ascii="Times New Roman" w:hAnsi="Times New Roman" w:eastAsia="宋体" w:cs="Times New Roman"/>
+      <w:sz w:val="18"/>
     </w:rPr>
   </w:style>
 </w:styles>
@@ -24053,7 +24195,7 @@
     <a:fontScheme name="Office">
       <a:majorFont>
         <a:latin typeface="Calibri"/>
-        <a:ea typeface=""/>
+        <a:ea typeface="黑体"/>
         <a:cs typeface=""/>
         <a:font script="Jpan" typeface="ＭＳ ゴシック"/>
         <a:font script="Hang" typeface="맑은 고딕"/>
@@ -24088,7 +24230,7 @@
       </a:majorFont>
       <a:minorFont>
         <a:latin typeface="Cambria"/>
-        <a:ea typeface=""/>
+        <a:ea typeface="宋体"/>
         <a:cs typeface=""/>
         <a:font script="Jpan" typeface="ＭＳ 明朝"/>
         <a:font script="Hang" typeface="맑은 고딕"/>

--- a/sidecar/app/resources/tender_base_template.docx
+++ b/sidecar/app/resources/tender_base_template.docx
@@ -124,6 +124,22 @@
       </w:pPr>
       <w:r>
         <w:t>标题使用黑体分级加粗（一级三号至四级小四）；页码在页面右下角。本页全部内容在程序建节时自动清空，仅作版式预览。</w:t>
+      </w:r>
+    </w:p>
+    <w:p>
+      <w:pPr>
+        <w:pStyle w:val="TenderCaption"/>
+      </w:pPr>
+      <w:r>
+        <w:t>表 1-1 岗位配置（表题示例）</w:t>
+      </w:r>
+    </w:p>
+    <w:p>
+      <w:pPr>
+        <w:pStyle w:val="TenderCaption"/>
+      </w:pPr>
+      <w:r>
+        <w:t>图 1-1 系统组织架构（图注示例）</w:t>
       </w:r>
     </w:p>
     <w:sectPr>
@@ -12281,6 +12297,19 @@
     <w:rPr>
       <w:b/>
       <w:sz w:val="30"/>
+    </w:rPr>
+  </w:style>
+  <w:style w:type="paragraph" w:customStyle="1" w:styleId="TenderCaption">
+    <w:name w:val="Tender Caption"/>
+    <w:basedOn w:val="Normal"/>
+    <w:qFormat/>
+    <w:pPr>
+      <w:spacing w:line="360" w:lineRule="auto" w:before="60" w:after="120"/>
+      <w:jc w:val="center"/>
+    </w:pPr>
+    <w:rPr>
+      <w:rFonts w:ascii="Times New Roman" w:hAnsi="Times New Roman" w:eastAsia="宋体" w:cs="Times New Roman"/>
+      <w:sz w:val="18"/>
     </w:rPr>
   </w:style>
   <w:style w:type="paragraph" w:customStyle="1" w:styleId="TOC1">
